--- a/보관본/러시아 인권변호사/Word/5부/5부_8화_리트비노프의_최종_제거.docx
+++ b/보관본/러시아 인권변호사/Word/5부/5부_8화_리트비노프의_최종_제거.docx
@@ -4366,7 +4366,7 @@
           <w:i w:val="0"/>
           <w:sz w:val="22"/>
         </w:rPr>
-        <w:t xml:space="preserve"> — 흔히 푸시킨의 구절로 잘못 알려진 마이코프의 시구. 리트비노프 체포 뒤 환희 대신 공허를 느끼는 료샤가 혼잣말처럼 떠올리고, 이리나가 작자를 짚으며 다음 행 «Чем глубже скорбь, тем ближе Бог»까지 잇는다. 료샤는 "신은 모르겠지만 별은 믿고 싶다"고 답한다(장면 14).</w:t>
+        <w:t xml:space="preserve"> — 한국어 해설: 흔히 푸시킨의 구절로 잘못 알려진 마이코프의 시구. 리트비노프 체포 뒤 환희 대신 공허를 느끼는 료샤가 혼잣말처럼 떠올리고, 이리나가 작자를 짚으며 다음 행 «Чем глубже скорбь, тем ближе Бог»까지 잇는다. 료샤는 "신은 모르겠지만 별은 믿고 싶다"고 답한다(장면 14).</w:t>
       </w:r>
     </w:p>
     <w:p>
@@ -4389,7 +4389,7 @@
           <w:i w:val="0"/>
           <w:sz w:val="22"/>
         </w:rPr>
-        <w:t xml:space="preserve"> — 소피야의 대사. 축하가 평균 7분이라는 카탸의 농담에 료샤가 받아치고, 카탸는 "그래서 시계는 제가 봅니다"로 되돌린다(장면 15).</w:t>
+        <w:t xml:space="preserve"> — 한국어 해설: 소피야의 대사. 축하가 평균 7분이라는 카탸의 농담에 료샤가 받아치고, 카탸는 "그래서 시계는 제가 봅니다"로 되돌린다(장면 15).</w:t>
       </w:r>
     </w:p>
     <w:p>
